--- a/Staj_haftalari/04_Hafta_4/Kavramsal_Tasarım.docx
+++ b/Staj_haftalari/04_Hafta_4/Kavramsal_Tasarım.docx
@@ -201,61 +201,352 @@
     </w:p>
     <w:p>
       <w:r>
-        <w:t>İ</w:t>
-      </w:r>
-      <w:r>
-        <w:t>htiyac</w:t>
-      </w:r>
-      <w:r>
-        <w:t xml:space="preserve">a yönelik projenin </w:t>
-      </w:r>
-      <w:r>
-        <w:t xml:space="preserve">çözümü için </w:t>
-      </w:r>
-      <w:r>
-        <w:t>konsept</w:t>
-      </w:r>
-      <w:r>
-        <w:t xml:space="preserve"> bel</w:t>
-      </w:r>
-      <w:r>
-        <w:t xml:space="preserve">irlenir. </w:t>
-      </w:r>
-      <w:r>
-        <w:t xml:space="preserve">Bu konsept belirlenirken genel </w:t>
-      </w:r>
-      <w:r>
-        <w:t xml:space="preserve">hatlarına </w:t>
-      </w:r>
-      <w:r>
-        <w:t xml:space="preserve">göre araştırmalar yapılır. Analizler </w:t>
-      </w:r>
-      <w:r>
-        <w:t xml:space="preserve">yapılır </w:t>
-      </w:r>
-      <w:r>
-        <w:t>ve riskler belirlenir.</w:t>
-      </w:r>
-      <w:r>
-        <w:t xml:space="preserve"> Daha sonrasında</w:t>
+        <w:drawing>
+          <wp:anchor distT="0" distB="0" distL="114300" distR="114300" simplePos="0" relativeHeight="251664384" behindDoc="0" locked="0" layoutInCell="1" allowOverlap="1" wp14:anchorId="2BF5E224" wp14:editId="6B1FD72B">
+            <wp:simplePos x="0" y="0"/>
+            <wp:positionH relativeFrom="margin">
+              <wp:align>center</wp:align>
+            </wp:positionH>
+            <wp:positionV relativeFrom="paragraph">
+              <wp:posOffset>1612900</wp:posOffset>
+            </wp:positionV>
+            <wp:extent cx="3839308" cy="2095707"/>
+            <wp:effectExtent l="0" t="0" r="8890" b="0"/>
+            <wp:wrapTopAndBottom/>
+            <wp:docPr id="1004690919" name="Resim 1"/>
+            <wp:cNvGraphicFramePr>
+              <a:graphicFrameLocks xmlns:a="http://schemas.openxmlformats.org/drawingml/2006/main" noChangeAspect="1"/>
+            </wp:cNvGraphicFramePr>
+            <a:graphic xmlns:a="http://schemas.openxmlformats.org/drawingml/2006/main">
+              <a:graphicData uri="http://schemas.openxmlformats.org/drawingml/2006/picture">
+                <pic:pic xmlns:pic="http://schemas.openxmlformats.org/drawingml/2006/picture">
+                  <pic:nvPicPr>
+                    <pic:cNvPr id="1004690919" name=""/>
+                    <pic:cNvPicPr/>
+                  </pic:nvPicPr>
+                  <pic:blipFill>
+                    <a:blip r:embed="rId5" cstate="print">
+                      <a:extLst>
+                        <a:ext uri="{28A0092B-C50C-407E-A947-70E740481C1C}">
+                          <a14:useLocalDpi xmlns:a14="http://schemas.microsoft.com/office/drawing/2010/main" val="0"/>
+                        </a:ext>
+                      </a:extLst>
+                    </a:blip>
+                    <a:stretch>
+                      <a:fillRect/>
+                    </a:stretch>
+                  </pic:blipFill>
+                  <pic:spPr>
+                    <a:xfrm>
+                      <a:off x="0" y="0"/>
+                      <a:ext cx="3839308" cy="2095707"/>
+                    </a:xfrm>
+                    <a:prstGeom prst="rect">
+                      <a:avLst/>
+                    </a:prstGeom>
+                  </pic:spPr>
+                </pic:pic>
+              </a:graphicData>
+            </a:graphic>
+          </wp:anchor>
+        </w:drawing>
+      </w:r>
+      <w:r>
+        <w:t xml:space="preserve">Bir ürünün, sistemin, mekânın veya projenin </w:t>
+      </w:r>
+      <w:r>
+        <w:t>ilk ve en soyut tasarım aşamasıdır.</w:t>
       </w:r>
       <w:r>
         <w:t xml:space="preserve"> </w:t>
       </w:r>
       <w:r>
+        <w:t>"</w:t>
+      </w:r>
+      <w:r>
+        <w:t>Nasıl yapılacak?" sorusundan önce "ne yapılacak ve neden?" sorusuna cevap aranır.</w:t>
+      </w:r>
+      <w:r>
+        <w:t xml:space="preserve"> Problem tanımlanır, </w:t>
+      </w:r>
+      <w:r>
+        <w:t xml:space="preserve">araştırma yapılır, fikir üretilir, </w:t>
+      </w:r>
+      <w:r>
+        <w:t xml:space="preserve">sistematik değerlendirme yapılır, </w:t>
+      </w:r>
+      <w:r>
+        <w:t>müşteri</w:t>
+      </w:r>
+      <w:r>
+        <w:t>den</w:t>
+      </w:r>
+      <w:r>
+        <w:t xml:space="preserve"> geri bildirim </w:t>
+      </w:r>
+      <w:r>
+        <w:t>alınır</w:t>
+      </w:r>
+      <w:r>
+        <w:t>, sonraki aşamaya geçilir</w:t>
+      </w:r>
+      <w:r>
+        <w:t>.</w:t>
+      </w:r>
+      <w:r>
+        <w:t xml:space="preserve"> </w:t>
+      </w:r>
+      <w:r>
+        <w:t xml:space="preserve">Bu aşamanın önemi </w:t>
+      </w:r>
+      <w:r>
+        <w:t xml:space="preserve">riskleri erken fark etmek, </w:t>
+      </w:r>
+      <w:r>
+        <w:t xml:space="preserve">maliyetleri düşürmek, zaman kazandırmak, yol haritasını çizmek, müşteri ile </w:t>
+      </w:r>
+      <w:r>
+        <w:t>ortak anlayışı sağlamaktır</w:t>
+      </w:r>
+      <w:r>
+        <w:t>.</w:t>
+      </w:r>
+      <w:r>
+        <w:t xml:space="preserve"> Kavramsal tasarımda</w:t>
+      </w:r>
+      <w:r>
+        <w:t xml:space="preserve"> çıktı olarak </w:t>
+      </w:r>
+      <w:r>
         <w:t>e</w:t>
       </w:r>
       <w:r>
-        <w:t xml:space="preserve">n uygun </w:t>
-      </w:r>
-      <w:r>
-        <w:t>konsept</w:t>
-      </w:r>
-      <w:r>
-        <w:t xml:space="preserve"> seçilir.</w:t>
+        <w:t>l çizimleri ve krokiler, mood board, blok şema ve akış diyagramları, basit maket veya prototipler, kısa konsept açıklamaları</w:t>
       </w:r>
       <w:r>
         <w:t xml:space="preserve"> </w:t>
+      </w:r>
+      <w:r>
+        <w:t>yapılabilir</w:t>
+      </w:r>
+      <w:r>
+        <w:t xml:space="preserve">. </w:t>
+      </w:r>
+    </w:p>
+    <w:p>
+      <w:r>
+        <w:rPr>
+          <w:noProof/>
+        </w:rPr>
+        <mc:AlternateContent>
+          <mc:Choice Requires="wps">
+            <w:drawing>
+              <wp:anchor distT="45720" distB="45720" distL="114300" distR="114300" simplePos="0" relativeHeight="251663360" behindDoc="0" locked="0" layoutInCell="1" allowOverlap="1" wp14:anchorId="7D96F627" wp14:editId="53773F1B">
+                <wp:simplePos x="0" y="0"/>
+                <wp:positionH relativeFrom="margin">
+                  <wp:align>center</wp:align>
+                </wp:positionH>
+                <wp:positionV relativeFrom="paragraph">
+                  <wp:posOffset>2190945</wp:posOffset>
+                </wp:positionV>
+                <wp:extent cx="1881505" cy="198755"/>
+                <wp:effectExtent l="0" t="0" r="0" b="0"/>
+                <wp:wrapSquare wrapText="bothSides"/>
+                <wp:docPr id="1602116524" name="Metin Kutusu 2"/>
+                <wp:cNvGraphicFramePr>
+                  <a:graphicFrameLocks xmlns:a="http://schemas.openxmlformats.org/drawingml/2006/main"/>
+                </wp:cNvGraphicFramePr>
+                <a:graphic xmlns:a="http://schemas.openxmlformats.org/drawingml/2006/main">
+                  <a:graphicData uri="http://schemas.microsoft.com/office/word/2010/wordprocessingShape">
+                    <wps:wsp>
+                      <wps:cNvSpPr txBox="1">
+                        <a:spLocks noChangeArrowheads="1"/>
+                      </wps:cNvSpPr>
+                      <wps:spPr bwMode="auto">
+                        <a:xfrm>
+                          <a:off x="0" y="0"/>
+                          <a:ext cx="1881505" cy="198755"/>
+                        </a:xfrm>
+                        <a:prstGeom prst="rect">
+                          <a:avLst/>
+                        </a:prstGeom>
+                        <a:noFill/>
+                        <a:ln>
+                          <a:noFill/>
+                        </a:ln>
+                      </wps:spPr>
+                      <wps:style>
+                        <a:lnRef idx="0">
+                          <a:scrgbClr r="0" g="0" b="0"/>
+                        </a:lnRef>
+                        <a:fillRef idx="0">
+                          <a:scrgbClr r="0" g="0" b="0"/>
+                        </a:fillRef>
+                        <a:effectRef idx="0">
+                          <a:scrgbClr r="0" g="0" b="0"/>
+                        </a:effectRef>
+                        <a:fontRef idx="minor">
+                          <a:schemeClr val="dk1"/>
+                        </a:fontRef>
+                      </wps:style>
+                      <wps:txbx>
+                        <w:txbxContent>
+                          <w:p>
+                            <w:pPr>
+                              <w:rPr>
+                                <w:i/>
+                                <w:iCs/>
+                                <w:sz w:val="18"/>
+                                <w:szCs w:val="18"/>
+                              </w:rPr>
+                            </w:pPr>
+                            <w:r>
+                              <w:rPr>
+                                <w:i/>
+                                <w:iCs/>
+                                <w:sz w:val="18"/>
+                                <w:szCs w:val="18"/>
+                              </w:rPr>
+                              <w:t xml:space="preserve">Görsel 1- </w:t>
+                            </w:r>
+                            <w:r>
+                              <w:rPr>
+                                <w:i/>
+                                <w:iCs/>
+                                <w:sz w:val="18"/>
+                                <w:szCs w:val="18"/>
+                              </w:rPr>
+                              <w:t>Kavramsal Tasarım S</w:t>
+                            </w:r>
+                            <w:r>
+                              <w:rPr>
+                                <w:i/>
+                                <w:iCs/>
+                                <w:sz w:val="18"/>
+                                <w:szCs w:val="18"/>
+                              </w:rPr>
+                              <w:t>üreci</w:t>
+                            </w:r>
+                          </w:p>
+                        </w:txbxContent>
+                      </wps:txbx>
+                      <wps:bodyPr rot="0" vert="horz" wrap="square" lIns="91440" tIns="45720" rIns="91440" bIns="45720" anchor="t" anchorCtr="0">
+                        <a:noAutofit/>
+                      </wps:bodyPr>
+                    </wps:wsp>
+                  </a:graphicData>
+                </a:graphic>
+                <wp14:sizeRelH relativeFrom="margin">
+                  <wp14:pctWidth>0</wp14:pctWidth>
+                </wp14:sizeRelH>
+                <wp14:sizeRelV relativeFrom="margin">
+                  <wp14:pctHeight>0</wp14:pctHeight>
+                </wp14:sizeRelV>
+              </wp:anchor>
+            </w:drawing>
+          </mc:Choice>
+          <mc:Fallback>
+            <w:pict>
+              <v:shapetype w14:anchorId="7D96F627" id="_x0000_t202" coordsize="21600,21600" o:spt="202" path="m,l,21600r21600,l21600,xe">
+                <v:stroke joinstyle="miter"/>
+                <v:path gradientshapeok="t" o:connecttype="rect"/>
+              </v:shapetype>
+              <v:shape id="Metin Kutusu 2" o:spid="_x0000_s1026" type="#_x0000_t202" style="position:absolute;left:0;text-align:left;margin-left:0;margin-top:172.5pt;width:148.15pt;height:15.65pt;z-index:251663360;visibility:visible;mso-wrap-style:square;mso-width-percent:0;mso-height-percent:0;mso-wrap-distance-left:9pt;mso-wrap-distance-top:3.6pt;mso-wrap-distance-right:9pt;mso-wrap-distance-bottom:3.6pt;mso-position-horizontal:center;mso-position-horizontal-relative:margin;mso-position-vertical:absolute;mso-position-vertical-relative:text;mso-width-percent:0;mso-height-percent:0;mso-width-relative:margin;mso-height-relative:margin;v-text-anchor:top" o:gfxdata="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" filled="f" stroked="f">
+                <v:textbox>
+                  <w:txbxContent>
+                    <w:p>
+                      <w:pPr>
+                        <w:rPr>
+                          <w:i/>
+                          <w:iCs/>
+                          <w:sz w:val="18"/>
+                          <w:szCs w:val="18"/>
+                        </w:rPr>
+                      </w:pPr>
+                      <w:r>
+                        <w:rPr>
+                          <w:i/>
+                          <w:iCs/>
+                          <w:sz w:val="18"/>
+                          <w:szCs w:val="18"/>
+                        </w:rPr>
+                        <w:t xml:space="preserve">Görsel 1- </w:t>
+                      </w:r>
+                      <w:r>
+                        <w:rPr>
+                          <w:i/>
+                          <w:iCs/>
+                          <w:sz w:val="18"/>
+                          <w:szCs w:val="18"/>
+                        </w:rPr>
+                        <w:t>Kavramsal Tasarım S</w:t>
+                      </w:r>
+                      <w:r>
+                        <w:rPr>
+                          <w:i/>
+                          <w:iCs/>
+                          <w:sz w:val="18"/>
+                          <w:szCs w:val="18"/>
+                        </w:rPr>
+                        <w:t>üreci</w:t>
+                      </w:r>
+                    </w:p>
+                  </w:txbxContent>
+                </v:textbox>
+                <w10:wrap type="square" anchorx="margin"/>
+              </v:shape>
+            </w:pict>
+          </mc:Fallback>
+        </mc:AlternateContent>
+      </w:r>
+    </w:p>
+    <w:p/>
+    <w:p>
+      <w:pPr>
+        <w:pStyle w:val="ListeParagraf"/>
+        <w:numPr>
+          <w:ilvl w:val="1"/>
+          <w:numId w:val="2"/>
+        </w:numPr>
+        <w:rPr>
+          <w:b/>
+          <w:bCs/>
+        </w:rPr>
+      </w:pPr>
+      <w:r>
+        <w:rPr>
+          <w:b/>
+          <w:bCs/>
+        </w:rPr>
+        <w:lastRenderedPageBreak/>
+        <w:t xml:space="preserve"> </w:t>
+      </w:r>
+      <w:r>
+        <w:rPr>
+          <w:b/>
+          <w:bCs/>
+        </w:rPr>
+        <w:t>Blok Diyagramı</w:t>
+      </w:r>
+    </w:p>
+    <w:p>
+      <w:r>
+        <w:t>Blok diyagramı oluşturmak, karmaşık bir sistemi veya süreci ana bileşenlerine indirgeyerek görselleştirmenin etkili bir yoludur.</w:t>
+      </w:r>
+      <w:r>
+        <w:t xml:space="preserve"> </w:t>
+      </w:r>
+      <w:r>
+        <w:t xml:space="preserve">Sistemin amacı </w:t>
+      </w:r>
+      <w:r>
+        <w:t xml:space="preserve">belirlenir. Girdi ve çıktılar </w:t>
+      </w:r>
+      <w:r>
+        <w:t xml:space="preserve">belirlenerek ana bileşenler listelenir. Akış sırası </w:t>
+      </w:r>
+      <w:r>
+        <w:t xml:space="preserve">oluşturulur. </w:t>
       </w:r>
     </w:p>
     <w:p>
@@ -367,19 +658,9 @@
         <w:t xml:space="preserve"> </w:t>
       </w:r>
       <w:r>
-        <w:t xml:space="preserve">Sistemin resmi </w:t>
-      </w:r>
-      <w:proofErr w:type="gramStart"/>
-      <w:r>
-        <w:t>kalifikasyon</w:t>
-      </w:r>
-      <w:proofErr w:type="gramEnd"/>
-      <w:r>
-        <w:t xml:space="preserve"> ve saha testlerine girmeye hazır olduğu onaylanır.</w:t>
+        <w:t>Sistemin resmi kalifikasyon ve saha testlerine girmeye hazır olduğu onaylanır.</w:t>
       </w:r>
     </w:p>
-    <w:p/>
-    <w:p/>
     <w:p>
       <w:pPr>
         <w:pStyle w:val="ListeParagraf"/>
@@ -397,7 +678,6 @@
           <w:b/>
           <w:bCs/>
         </w:rPr>
-        <w:lastRenderedPageBreak/>
         <w:t>Doğrulama, Geçerleme ve Seri Üretime Devir</w:t>
       </w:r>
     </w:p>
@@ -461,7 +741,7 @@
                     <pic:cNvPicPr/>
                   </pic:nvPicPr>
                   <pic:blipFill>
-                    <a:blip r:embed="rId5">
+                    <a:blip r:embed="rId6">
                       <a:extLst>
                         <a:ext uri="{28A0092B-C50C-407E-A947-70E740481C1C}">
                           <a14:useLocalDpi xmlns:a14="http://schemas.microsoft.com/office/drawing/2010/main" val="0"/>
@@ -514,6 +794,7 @@
         <w:rPr>
           <w:noProof/>
         </w:rPr>
+        <w:lastRenderedPageBreak/>
         <mc:AlternateContent>
           <mc:Choice Requires="wps">
             <w:drawing>
@@ -583,7 +864,25 @@
                                 <w:sz w:val="18"/>
                                 <w:szCs w:val="18"/>
                               </w:rPr>
-                              <w:t>Görsel 1- V Modeli</w:t>
+                              <w:t xml:space="preserve">Görsel </w:t>
+                            </w:r>
+                            <w:r>
+                              <w:rPr>
+                                <w:i/>
+                                <w:iCs/>
+                                <w:sz w:val="18"/>
+                                <w:szCs w:val="18"/>
+                              </w:rPr>
+                              <w:t>2</w:t>
+                            </w:r>
+                            <w:r>
+                              <w:rPr>
+                                <w:i/>
+                                <w:iCs/>
+                                <w:sz w:val="18"/>
+                                <w:szCs w:val="18"/>
+                              </w:rPr>
+                              <w:t>- V Modeli</w:t>
                             </w:r>
                           </w:p>
                         </w:txbxContent>
@@ -605,11 +904,7 @@
           </mc:Choice>
           <mc:Fallback>
             <w:pict>
-              <v:shapetype w14:anchorId="77231F44" id="_x0000_t202" coordsize="21600,21600" o:spt="202" path="m,l,21600r21600,l21600,xe">
-                <v:stroke joinstyle="miter"/>
-                <v:path gradientshapeok="t" o:connecttype="rect"/>
-              </v:shapetype>
-              <v:shape id="Metin Kutusu 2" o:spid="_x0000_s1026" type="#_x0000_t202" style="position:absolute;left:0;text-align:left;margin-left:0;margin-top:189.75pt;width:91.8pt;height:16.6pt;z-index:251660288;visibility:visible;mso-wrap-style:square;mso-width-percent:0;mso-height-percent:0;mso-wrap-distance-left:9pt;mso-wrap-distance-top:3.6pt;mso-wrap-distance-right:9pt;mso-wrap-distance-bottom:3.6pt;mso-position-horizontal:center;mso-position-horizontal-relative:margin;mso-position-vertical:absolute;mso-position-vertical-relative:text;mso-width-percent:0;mso-height-percent:0;mso-width-relative:margin;mso-height-relative:margin;v-text-anchor:top" o:gfxdata="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" filled="f" stroked="f">
+              <v:shape w14:anchorId="77231F44" id="_x0000_s1027" type="#_x0000_t202" style="position:absolute;left:0;text-align:left;margin-left:0;margin-top:189.75pt;width:91.8pt;height:16.6pt;z-index:251660288;visibility:visible;mso-wrap-style:square;mso-width-percent:0;mso-height-percent:0;mso-wrap-distance-left:9pt;mso-wrap-distance-top:3.6pt;mso-wrap-distance-right:9pt;mso-wrap-distance-bottom:3.6pt;mso-position-horizontal:center;mso-position-horizontal-relative:margin;mso-position-vertical:absolute;mso-position-vertical-relative:text;mso-width-percent:0;mso-height-percent:0;mso-width-relative:margin;mso-height-relative:margin;v-text-anchor:top" o:gfxdata="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" filled="f" stroked="f">
                 <v:textbox>
                   <w:txbxContent>
                     <w:p>
@@ -628,7 +923,25 @@
                           <w:sz w:val="18"/>
                           <w:szCs w:val="18"/>
                         </w:rPr>
-                        <w:t>Görsel 1- V Modeli</w:t>
+                        <w:t xml:space="preserve">Görsel </w:t>
+                      </w:r>
+                      <w:r>
+                        <w:rPr>
+                          <w:i/>
+                          <w:iCs/>
+                          <w:sz w:val="18"/>
+                          <w:szCs w:val="18"/>
+                        </w:rPr>
+                        <w:t>2</w:t>
+                      </w:r>
+                      <w:r>
+                        <w:rPr>
+                          <w:i/>
+                          <w:iCs/>
+                          <w:sz w:val="18"/>
+                          <w:szCs w:val="18"/>
+                        </w:rPr>
+                        <w:t>- V Modeli</w:t>
                       </w:r>
                     </w:p>
                   </w:txbxContent>
@@ -743,9 +1056,9 @@
   </w:abstractNum>
   <w:abstractNum w:abstractNumId="1" w15:restartNumberingAfterBreak="0">
     <w:nsid w:val="66884E0F"/>
-    <w:multiLevelType w:val="hybridMultilevel"/>
-    <w:tmpl w:val="427E4868"/>
-    <w:lvl w:ilvl="0" w:tplc="041F000F">
+    <w:multiLevelType w:val="multilevel"/>
+    <w:tmpl w:val="A860D9E0"/>
+    <w:lvl w:ilvl="0">
       <w:start w:val="1"/>
       <w:numFmt w:val="decimal"/>
       <w:lvlText w:val="%1."/>
@@ -757,77 +1070,109 @@
         <w:rFonts w:hint="default"/>
       </w:rPr>
     </w:lvl>
-    <w:lvl w:ilvl="1" w:tplc="041F0019" w:tentative="1">
-      <w:start w:val="1"/>
-      <w:numFmt w:val="lowerLetter"/>
-      <w:lvlText w:val="%2."/>
-      <w:lvlJc w:val="left"/>
-      <w:pPr>
-        <w:ind w:left="1440" w:hanging="360"/>
-      </w:pPr>
-    </w:lvl>
-    <w:lvl w:ilvl="2" w:tplc="041F001B" w:tentative="1">
-      <w:start w:val="1"/>
-      <w:numFmt w:val="lowerRoman"/>
-      <w:lvlText w:val="%3."/>
-      <w:lvlJc w:val="right"/>
-      <w:pPr>
-        <w:ind w:left="2160" w:hanging="180"/>
-      </w:pPr>
-    </w:lvl>
-    <w:lvl w:ilvl="3" w:tplc="041F000F" w:tentative="1">
+    <w:lvl w:ilvl="1">
       <w:start w:val="1"/>
       <w:numFmt w:val="decimal"/>
-      <w:lvlText w:val="%4."/>
+      <w:isLgl/>
+      <w:lvlText w:val="%1.%2."/>
       <w:lvlJc w:val="left"/>
       <w:pPr>
-        <w:ind w:left="2880" w:hanging="360"/>
-      </w:pPr>
+        <w:ind w:left="720" w:hanging="360"/>
+      </w:pPr>
+      <w:rPr>
+        <w:rFonts w:hint="default"/>
+      </w:rPr>
     </w:lvl>
-    <w:lvl w:ilvl="4" w:tplc="041F0019" w:tentative="1">
-      <w:start w:val="1"/>
-      <w:numFmt w:val="lowerLetter"/>
-      <w:lvlText w:val="%5."/>
-      <w:lvlJc w:val="left"/>
-      <w:pPr>
-        <w:ind w:left="3600" w:hanging="360"/>
-      </w:pPr>
-    </w:lvl>
-    <w:lvl w:ilvl="5" w:tplc="041F001B" w:tentative="1">
-      <w:start w:val="1"/>
-      <w:numFmt w:val="lowerRoman"/>
-      <w:lvlText w:val="%6."/>
-      <w:lvlJc w:val="right"/>
-      <w:pPr>
-        <w:ind w:left="4320" w:hanging="180"/>
-      </w:pPr>
-    </w:lvl>
-    <w:lvl w:ilvl="6" w:tplc="041F000F" w:tentative="1">
+    <w:lvl w:ilvl="2">
       <w:start w:val="1"/>
       <w:numFmt w:val="decimal"/>
-      <w:lvlText w:val="%7."/>
+      <w:isLgl/>
+      <w:lvlText w:val="%1.%2.%3."/>
       <w:lvlJc w:val="left"/>
       <w:pPr>
-        <w:ind w:left="5040" w:hanging="360"/>
-      </w:pPr>
+        <w:ind w:left="1080" w:hanging="720"/>
+      </w:pPr>
+      <w:rPr>
+        <w:rFonts w:hint="default"/>
+      </w:rPr>
     </w:lvl>
-    <w:lvl w:ilvl="7" w:tplc="041F0019" w:tentative="1">
+    <w:lvl w:ilvl="3">
       <w:start w:val="1"/>
-      <w:numFmt w:val="lowerLetter"/>
-      <w:lvlText w:val="%8."/>
+      <w:numFmt w:val="decimal"/>
+      <w:isLgl/>
+      <w:lvlText w:val="%1.%2.%3.%4."/>
       <w:lvlJc w:val="left"/>
       <w:pPr>
-        <w:ind w:left="5760" w:hanging="360"/>
-      </w:pPr>
+        <w:ind w:left="1080" w:hanging="720"/>
+      </w:pPr>
+      <w:rPr>
+        <w:rFonts w:hint="default"/>
+      </w:rPr>
     </w:lvl>
-    <w:lvl w:ilvl="8" w:tplc="041F001B" w:tentative="1">
+    <w:lvl w:ilvl="4">
       <w:start w:val="1"/>
-      <w:numFmt w:val="lowerRoman"/>
-      <w:lvlText w:val="%9."/>
-      <w:lvlJc w:val="right"/>
-      <w:pPr>
-        <w:ind w:left="6480" w:hanging="180"/>
-      </w:pPr>
+      <w:numFmt w:val="decimal"/>
+      <w:isLgl/>
+      <w:lvlText w:val="%1.%2.%3.%4.%5."/>
+      <w:lvlJc w:val="left"/>
+      <w:pPr>
+        <w:ind w:left="1440" w:hanging="1080"/>
+      </w:pPr>
+      <w:rPr>
+        <w:rFonts w:hint="default"/>
+      </w:rPr>
+    </w:lvl>
+    <w:lvl w:ilvl="5">
+      <w:start w:val="1"/>
+      <w:numFmt w:val="decimal"/>
+      <w:isLgl/>
+      <w:lvlText w:val="%1.%2.%3.%4.%5.%6."/>
+      <w:lvlJc w:val="left"/>
+      <w:pPr>
+        <w:ind w:left="1440" w:hanging="1080"/>
+      </w:pPr>
+      <w:rPr>
+        <w:rFonts w:hint="default"/>
+      </w:rPr>
+    </w:lvl>
+    <w:lvl w:ilvl="6">
+      <w:start w:val="1"/>
+      <w:numFmt w:val="decimal"/>
+      <w:isLgl/>
+      <w:lvlText w:val="%1.%2.%3.%4.%5.%6.%7."/>
+      <w:lvlJc w:val="left"/>
+      <w:pPr>
+        <w:ind w:left="1800" w:hanging="1440"/>
+      </w:pPr>
+      <w:rPr>
+        <w:rFonts w:hint="default"/>
+      </w:rPr>
+    </w:lvl>
+    <w:lvl w:ilvl="7">
+      <w:start w:val="1"/>
+      <w:numFmt w:val="decimal"/>
+      <w:isLgl/>
+      <w:lvlText w:val="%1.%2.%3.%4.%5.%6.%7.%8."/>
+      <w:lvlJc w:val="left"/>
+      <w:pPr>
+        <w:ind w:left="1800" w:hanging="1440"/>
+      </w:pPr>
+      <w:rPr>
+        <w:rFonts w:hint="default"/>
+      </w:rPr>
+    </w:lvl>
+    <w:lvl w:ilvl="8">
+      <w:start w:val="1"/>
+      <w:numFmt w:val="decimal"/>
+      <w:isLgl/>
+      <w:lvlText w:val="%1.%2.%3.%4.%5.%6.%7.%8.%9."/>
+      <w:lvlJc w:val="left"/>
+      <w:pPr>
+        <w:ind w:left="2160" w:hanging="1800"/>
+      </w:pPr>
+      <w:rPr>
+        <w:rFonts w:hint="default"/>
+      </w:rPr>
     </w:lvl>
   </w:abstractNum>
   <w:num w:numId="1" w16cid:durableId="1702516841">

--- a/Staj_haftalari/04_Hafta_4/Kavramsal_Tasarım.docx
+++ b/Staj_haftalari/04_Hafta_4/Kavramsal_Tasarım.docx
@@ -321,7 +321,15 @@
         <w:t>e</w:t>
       </w:r>
       <w:r>
-        <w:t>l çizimleri ve krokiler, mood board, blok şema ve akış diyagramları, basit maket veya prototipler, kısa konsept açıklamaları</w:t>
+        <w:t xml:space="preserve">l çizimleri ve krokiler, </w:t>
+      </w:r>
+      <w:proofErr w:type="spellStart"/>
+      <w:r>
+        <w:t>mood</w:t>
+      </w:r>
+      <w:proofErr w:type="spellEnd"/>
+      <w:r>
+        <w:t xml:space="preserve"> board, blok şema ve akış diyagramları, basit maket veya prototipler, kısa konsept açıklamaları</w:t>
       </w:r>
       <w:r>
         <w:t xml:space="preserve"> </w:t>
@@ -658,7 +666,15 @@
         <w:t xml:space="preserve"> </w:t>
       </w:r>
       <w:r>
-        <w:t>Sistemin resmi kalifikasyon ve saha testlerine girmeye hazır olduğu onaylanır.</w:t>
+        <w:t xml:space="preserve">Sistemin resmi </w:t>
+      </w:r>
+      <w:proofErr w:type="gramStart"/>
+      <w:r>
+        <w:t>kalifikasyon</w:t>
+      </w:r>
+      <w:proofErr w:type="gramEnd"/>
+      <w:r>
+        <w:t xml:space="preserve"> ve saha testlerine girmeye hazır olduğu onaylanır.</w:t>
       </w:r>
     </w:p>
     <w:p>
@@ -718,15 +734,15 @@
     <w:p>
       <w:r>
         <w:drawing>
-          <wp:anchor distT="0" distB="0" distL="114300" distR="114300" simplePos="0" relativeHeight="251658240" behindDoc="0" locked="0" layoutInCell="1" allowOverlap="1" wp14:anchorId="700BC0D5" wp14:editId="7D2522C7">
+          <wp:anchor distT="0" distB="0" distL="114300" distR="114300" simplePos="0" relativeHeight="251658240" behindDoc="0" locked="0" layoutInCell="1" allowOverlap="1" wp14:anchorId="700BC0D5" wp14:editId="24111BB2">
             <wp:simplePos x="0" y="0"/>
             <wp:positionH relativeFrom="margin">
-              <wp:posOffset>767959</wp:posOffset>
+              <wp:align>center</wp:align>
             </wp:positionH>
             <wp:positionV relativeFrom="paragraph">
-              <wp:posOffset>911420</wp:posOffset>
+              <wp:posOffset>891713</wp:posOffset>
             </wp:positionV>
-            <wp:extent cx="4295304" cy="2344615"/>
+            <wp:extent cx="4156075" cy="2268220"/>
             <wp:effectExtent l="0" t="0" r="0" b="0"/>
             <wp:wrapTopAndBottom/>
             <wp:docPr id="912078287" name="Resim 1"/>
@@ -741,7 +757,7 @@
                     <pic:cNvPicPr/>
                   </pic:nvPicPr>
                   <pic:blipFill>
-                    <a:blip r:embed="rId6">
+                    <a:blip r:embed="rId6" cstate="print">
                       <a:extLst>
                         <a:ext uri="{28A0092B-C50C-407E-A947-70E740481C1C}">
                           <a14:useLocalDpi xmlns:a14="http://schemas.microsoft.com/office/drawing/2010/main" val="0"/>
@@ -755,7 +771,7 @@
                   <pic:spPr>
                     <a:xfrm>
                       <a:off x="0" y="0"/>
-                      <a:ext cx="4295304" cy="2344615"/>
+                      <a:ext cx="4156075" cy="2268220"/>
                     </a:xfrm>
                     <a:prstGeom prst="rect">
                       <a:avLst/>
@@ -764,47 +780,29 @@
                 </pic:pic>
               </a:graphicData>
             </a:graphic>
+            <wp14:sizeRelH relativeFrom="margin">
+              <wp14:pctWidth>0</wp14:pctWidth>
+            </wp14:sizeRelH>
+            <wp14:sizeRelV relativeFrom="margin">
+              <wp14:pctHeight>0</wp14:pctHeight>
+            </wp14:sizeRelV>
           </wp:anchor>
         </w:drawing>
       </w:r>
       <w:r>
-        <w:t>V Modeli, kritik güvenlik gerektiren mühendislik alanlarında</w:t>
-      </w:r>
-      <w:r>
-        <w:t xml:space="preserve"> </w:t>
-      </w:r>
-      <w:r>
-        <w:t>sıfır hata ve tam izlenebilirlik</w:t>
-      </w:r>
-      <w:r>
-        <w:t xml:space="preserve"> </w:t>
-      </w:r>
-      <w:r>
-        <w:t>sağlamak için kullanılan en katı ve yapılandırılmış ürün geliştirme çerçevesidir.</w:t>
-      </w:r>
-      <w:r>
-        <w:t xml:space="preserve"> </w:t>
-      </w:r>
-      <w:r>
-        <w:t>V'nin sol tarafında doğrulama ve sağ tarafında geçerlilik üzerinde durulur ve V'nin her iki tarafındaki eşdeğer faaliyetler arasında uyumluluğu sağlamak için test senaryoları kullanılır. </w:t>
-      </w:r>
-    </w:p>
-    <w:p>
-      <w:r>
         <w:rPr>
           <w:noProof/>
         </w:rPr>
-        <w:lastRenderedPageBreak/>
         <mc:AlternateContent>
           <mc:Choice Requires="wps">
             <w:drawing>
-              <wp:anchor distT="45720" distB="45720" distL="114300" distR="114300" simplePos="0" relativeHeight="251660288" behindDoc="0" locked="0" layoutInCell="1" allowOverlap="1" wp14:anchorId="77231F44" wp14:editId="1F5042D0">
+              <wp:anchor distT="45720" distB="45720" distL="114300" distR="114300" simplePos="0" relativeHeight="251660288" behindDoc="0" locked="0" layoutInCell="1" allowOverlap="1" wp14:anchorId="77231F44" wp14:editId="2A438F51">
                 <wp:simplePos x="0" y="0"/>
                 <wp:positionH relativeFrom="margin">
-                  <wp:align>center</wp:align>
+                  <wp:posOffset>2366184</wp:posOffset>
                 </wp:positionH>
                 <wp:positionV relativeFrom="paragraph">
-                  <wp:posOffset>2409678</wp:posOffset>
+                  <wp:posOffset>3196590</wp:posOffset>
                 </wp:positionV>
                 <wp:extent cx="1165860" cy="210820"/>
                 <wp:effectExtent l="0" t="0" r="0" b="0"/>
@@ -904,7 +902,7 @@
           </mc:Choice>
           <mc:Fallback>
             <w:pict>
-              <v:shape w14:anchorId="77231F44" id="_x0000_s1027" type="#_x0000_t202" style="position:absolute;left:0;text-align:left;margin-left:0;margin-top:189.75pt;width:91.8pt;height:16.6pt;z-index:251660288;visibility:visible;mso-wrap-style:square;mso-width-percent:0;mso-height-percent:0;mso-wrap-distance-left:9pt;mso-wrap-distance-top:3.6pt;mso-wrap-distance-right:9pt;mso-wrap-distance-bottom:3.6pt;mso-position-horizontal:center;mso-position-horizontal-relative:margin;mso-position-vertical:absolute;mso-position-vertical-relative:text;mso-width-percent:0;mso-height-percent:0;mso-width-relative:margin;mso-height-relative:margin;v-text-anchor:top" o:gfxdata="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" filled="f" stroked="f">
+              <v:shape w14:anchorId="77231F44" id="_x0000_s1027" type="#_x0000_t202" style="position:absolute;left:0;text-align:left;margin-left:186.3pt;margin-top:251.7pt;width:91.8pt;height:16.6pt;z-index:251660288;visibility:visible;mso-wrap-style:square;mso-width-percent:0;mso-height-percent:0;mso-wrap-distance-left:9pt;mso-wrap-distance-top:3.6pt;mso-wrap-distance-right:9pt;mso-wrap-distance-bottom:3.6pt;mso-position-horizontal:absolute;mso-position-horizontal-relative:margin;mso-position-vertical:absolute;mso-position-vertical-relative:text;mso-width-percent:0;mso-height-percent:0;mso-width-relative:margin;mso-height-relative:margin;v-text-anchor:top" o:gfxdata="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" filled="f" stroked="f">
                 <v:textbox>
                   <w:txbxContent>
                     <w:p>
@@ -952,7 +950,29 @@
           </mc:Fallback>
         </mc:AlternateContent>
       </w:r>
+      <w:r>
+        <w:t>V Modeli, kritik güvenlik gerektiren mühendislik alanlarında</w:t>
+      </w:r>
+      <w:r>
+        <w:t xml:space="preserve"> </w:t>
+      </w:r>
+      <w:r>
+        <w:t>sıfır hata ve tam izlenebilirlik</w:t>
+      </w:r>
+      <w:r>
+        <w:t xml:space="preserve"> </w:t>
+      </w:r>
+      <w:r>
+        <w:t>sağlamak için kullanılan en katı ve yapılandırılmış ürün geliştirme çerçevesidir.</w:t>
+      </w:r>
+      <w:r>
+        <w:t xml:space="preserve"> </w:t>
+      </w:r>
+      <w:r>
+        <w:t>V'nin sol tarafında doğrulama ve sağ tarafında geçerlilik üzerinde durulur ve V'nin her iki tarafındaki eşdeğer faaliyetler arasında uyumluluğu sağlamak için test senaryoları kullanılır. </w:t>
+      </w:r>
     </w:p>
+    <w:p/>
     <w:sectPr>
       <w:pgSz w:w="11906" w:h="16838"/>
       <w:pgMar w:top="1417" w:right="1417" w:bottom="1417" w:left="1417" w:header="708" w:footer="708" w:gutter="0"/>
